--- a/templates/tbl4rkmTWj4CuLgp/A_AgD520.docx
+++ b/templates/tbl4rkmTWj4CuLgp/A_AgD520.docx
@@ -494,9 +494,19 @@
             <w:r>
               <w:t>银含量</w:t>
             </w:r>
-            <w:r>
-              <w:t>( mg/kg )</w:t>
-            </w:r>
+            <w:proofErr w:type="gramStart"/>
+            <w:r>
+              <w:t xml:space="preserve">( </w:t>
+            </w:r>
+            <w:proofErr w:type="gramEnd"/>
+            <w:r>
+              <w:t>mg/kg</w:t>
+            </w:r>
+            <w:proofErr w:type="gramStart"/>
+            <w:r>
+              <w:t xml:space="preserve"> )</w:t>
+            </w:r>
+            <w:proofErr w:type="gramEnd"/>
             <w:r>
               <w:br/>
               <w:t>Ag</w:t>
@@ -1006,28 +1016,73 @@
           <w:p>
             <w:pPr>
               <w:jc w:val="center"/>
-            </w:pPr>
-          </w:p>
-          <w:p>
-            <w:pPr>
-              <w:jc w:val="center"/>
-            </w:pPr>
-          </w:p>
-          <w:p>
-            <w:pPr>
-              <w:jc w:val="center"/>
-            </w:pPr>
-          </w:p>
-          <w:p>
-            <w:pPr>
-              <w:jc w:val="center"/>
-            </w:pPr>
+              <w:rPr>
+                <w:rFonts w:hint="eastAsia"/>
+              </w:rPr>
+            </w:pPr>
+            <w:r>
+              <w:rPr>
+                <w:rFonts w:hint="eastAsia"/>
+              </w:rPr>
+              <w:t>123</w:t>
+            </w:r>
+          </w:p>
+          <w:p>
+            <w:pPr>
+              <w:jc w:val="center"/>
+              <w:rPr>
+                <w:rFonts w:hint="eastAsia"/>
+              </w:rPr>
+            </w:pPr>
+            <w:r>
+              <w:rPr>
+                <w:rFonts w:hint="eastAsia"/>
+              </w:rPr>
+              <w:t>123</w:t>
+            </w:r>
+          </w:p>
+          <w:p>
+            <w:pPr>
+              <w:jc w:val="center"/>
+              <w:rPr>
+                <w:rFonts w:hint="eastAsia"/>
+              </w:rPr>
+            </w:pPr>
+            <w:r>
+              <w:rPr>
+                <w:rFonts w:hint="eastAsia"/>
+              </w:rPr>
+              <w:t>123</w:t>
+            </w:r>
+          </w:p>
+          <w:p>
+            <w:pPr>
+              <w:jc w:val="center"/>
+              <w:rPr>
+                <w:rFonts w:hint="eastAsia"/>
+              </w:rPr>
+            </w:pPr>
+            <w:r>
+              <w:rPr>
+                <w:rFonts w:hint="eastAsia"/>
+              </w:rPr>
+              <w:t>124</w:t>
+            </w:r>
           </w:p>
           <w:p/>
           <w:p>
             <w:pPr>
               <w:jc w:val="center"/>
-            </w:pPr>
+              <w:rPr>
+                <w:rFonts w:hint="eastAsia"/>
+              </w:rPr>
+            </w:pPr>
+            <w:r>
+              <w:rPr>
+                <w:rFonts w:hint="eastAsia"/>
+              </w:rPr>
+              <w:t>124</w:t>
+            </w:r>
           </w:p>
         </w:tc>
       </w:tr>
@@ -1097,11 +1152,16 @@
               <w:jc w:val="left"/>
             </w:pPr>
             <w:r>
-              <w:t>检测人</w:t>
+              <w:t>检测</w:t>
+            </w:r>
+            <w:proofErr w:type="gramStart"/>
+            <w:r>
+              <w:t>人</w:t>
             </w:r>
             <w:r>
               <w:t>:</w:t>
             </w:r>
+            <w:proofErr w:type="gramEnd"/>
           </w:p>
         </w:tc>
         <w:tc>
@@ -1167,12 +1227,14 @@
             <w:pPr>
               <w:jc w:val="left"/>
             </w:pPr>
+            <w:proofErr w:type="gramStart"/>
             <w:r>
               <w:t>审核</w:t>
             </w:r>
             <w:r>
               <w:t>:</w:t>
             </w:r>
+            <w:proofErr w:type="gramEnd"/>
           </w:p>
         </w:tc>
         <w:tc>
@@ -1238,12 +1300,14 @@
             <w:pPr>
               <w:jc w:val="left"/>
             </w:pPr>
+            <w:proofErr w:type="gramStart"/>
             <w:r>
               <w:t>盖章</w:t>
             </w:r>
             <w:r>
               <w:t>:</w:t>
             </w:r>
+            <w:proofErr w:type="gramEnd"/>
           </w:p>
         </w:tc>
       </w:tr>
@@ -1303,13 +1367,7 @@
         </w:tc>
       </w:tr>
     </w:tbl>
-    <w:p>
-      <w:pPr>
-        <w:rPr>
-          <w:rFonts w:hint="eastAsia"/>
-        </w:rPr>
-      </w:pPr>
-    </w:p>
+    <w:p/>
     <w:sectPr>
       <w:headerReference w:type="even" r:id="rId9"/>
       <w:headerReference w:type="default" r:id="rId10"/>
@@ -1596,16 +1654,7 @@
         <w:szCs w:val="21"/>
         <w:lang w:bidi="ar"/>
       </w:rPr>
-      <w:t xml:space="preserve">Guangdong </w:t>
-    </w:r>
-    <w:proofErr w:type="spellStart"/>
-    <w:r>
-      <w:rPr>
-        <w:rFonts w:ascii="Calibri" w:hAnsi="Calibri"/>
-        <w:szCs w:val="21"/>
-        <w:lang w:bidi="ar"/>
-      </w:rPr>
-      <w:t>D</w:t>
+      <w:t>Guangdong D</w:t>
     </w:r>
     <w:r>
       <w:rPr>
@@ -1615,7 +1664,6 @@
       </w:rPr>
       <w:t>imei</w:t>
     </w:r>
-    <w:proofErr w:type="spellEnd"/>
     <w:r>
       <w:rPr>
         <w:rFonts w:ascii="Calibri" w:hAnsi="Calibri"/>

--- a/templates/tbl4rkmTWj4CuLgp/A_AgD520.docx
+++ b/templates/tbl4rkmTWj4CuLgp/A_AgD520.docx
@@ -494,19 +494,9 @@
             <w:r>
               <w:t>银含量</w:t>
             </w:r>
-            <w:proofErr w:type="gramStart"/>
-            <w:r>
-              <w:t xml:space="preserve">( </w:t>
-            </w:r>
-            <w:proofErr w:type="gramEnd"/>
-            <w:r>
-              <w:t>mg/kg</w:t>
-            </w:r>
-            <w:proofErr w:type="gramStart"/>
-            <w:r>
-              <w:t xml:space="preserve"> )</w:t>
-            </w:r>
-            <w:proofErr w:type="gramEnd"/>
+            <w:r>
+              <w:t>( mg/kg )</w:t>
+            </w:r>
             <w:r>
               <w:br/>
               <w:t>Ag</w:t>
@@ -1016,73 +1006,28 @@
           <w:p>
             <w:pPr>
               <w:jc w:val="center"/>
-              <w:rPr>
-                <w:rFonts w:hint="eastAsia"/>
-              </w:rPr>
-            </w:pPr>
-            <w:r>
-              <w:rPr>
-                <w:rFonts w:hint="eastAsia"/>
-              </w:rPr>
-              <w:t>123</w:t>
-            </w:r>
-          </w:p>
-          <w:p>
-            <w:pPr>
-              <w:jc w:val="center"/>
-              <w:rPr>
-                <w:rFonts w:hint="eastAsia"/>
-              </w:rPr>
-            </w:pPr>
-            <w:r>
-              <w:rPr>
-                <w:rFonts w:hint="eastAsia"/>
-              </w:rPr>
-              <w:t>123</w:t>
-            </w:r>
-          </w:p>
-          <w:p>
-            <w:pPr>
-              <w:jc w:val="center"/>
-              <w:rPr>
-                <w:rFonts w:hint="eastAsia"/>
-              </w:rPr>
-            </w:pPr>
-            <w:r>
-              <w:rPr>
-                <w:rFonts w:hint="eastAsia"/>
-              </w:rPr>
-              <w:t>123</w:t>
-            </w:r>
-          </w:p>
-          <w:p>
-            <w:pPr>
-              <w:jc w:val="center"/>
-              <w:rPr>
-                <w:rFonts w:hint="eastAsia"/>
-              </w:rPr>
-            </w:pPr>
-            <w:r>
-              <w:rPr>
-                <w:rFonts w:hint="eastAsia"/>
-              </w:rPr>
-              <w:t>124</w:t>
-            </w:r>
+            </w:pPr>
+          </w:p>
+          <w:p>
+            <w:pPr>
+              <w:jc w:val="center"/>
+            </w:pPr>
+          </w:p>
+          <w:p>
+            <w:pPr>
+              <w:jc w:val="center"/>
+            </w:pPr>
+          </w:p>
+          <w:p>
+            <w:pPr>
+              <w:jc w:val="center"/>
+            </w:pPr>
           </w:p>
           <w:p/>
           <w:p>
             <w:pPr>
               <w:jc w:val="center"/>
-              <w:rPr>
-                <w:rFonts w:hint="eastAsia"/>
-              </w:rPr>
-            </w:pPr>
-            <w:r>
-              <w:rPr>
-                <w:rFonts w:hint="eastAsia"/>
-              </w:rPr>
-              <w:t>124</w:t>
-            </w:r>
+            </w:pPr>
           </w:p>
         </w:tc>
       </w:tr>
@@ -1152,16 +1097,11 @@
               <w:jc w:val="left"/>
             </w:pPr>
             <w:r>
-              <w:t>检测</w:t>
-            </w:r>
-            <w:proofErr w:type="gramStart"/>
-            <w:r>
-              <w:t>人</w:t>
+              <w:t>检测人</w:t>
             </w:r>
             <w:r>
               <w:t>:</w:t>
             </w:r>
-            <w:proofErr w:type="gramEnd"/>
           </w:p>
         </w:tc>
         <w:tc>
@@ -1227,14 +1167,12 @@
             <w:pPr>
               <w:jc w:val="left"/>
             </w:pPr>
-            <w:proofErr w:type="gramStart"/>
             <w:r>
               <w:t>审核</w:t>
             </w:r>
             <w:r>
               <w:t>:</w:t>
             </w:r>
-            <w:proofErr w:type="gramEnd"/>
           </w:p>
         </w:tc>
         <w:tc>
@@ -1300,14 +1238,12 @@
             <w:pPr>
               <w:jc w:val="left"/>
             </w:pPr>
-            <w:proofErr w:type="gramStart"/>
             <w:r>
               <w:t>盖章</w:t>
             </w:r>
             <w:r>
               <w:t>:</w:t>
             </w:r>
-            <w:proofErr w:type="gramEnd"/>
           </w:p>
         </w:tc>
       </w:tr>
@@ -1367,7 +1303,13 @@
         </w:tc>
       </w:tr>
     </w:tbl>
-    <w:p/>
+    <w:p>
+      <w:pPr>
+        <w:rPr>
+          <w:rFonts w:hint="eastAsia"/>
+        </w:rPr>
+      </w:pPr>
+    </w:p>
     <w:sectPr>
       <w:headerReference w:type="even" r:id="rId9"/>
       <w:headerReference w:type="default" r:id="rId10"/>
@@ -1654,7 +1596,16 @@
         <w:szCs w:val="21"/>
         <w:lang w:bidi="ar"/>
       </w:rPr>
-      <w:t>Guangdong D</w:t>
+      <w:t xml:space="preserve">Guangdong </w:t>
+    </w:r>
+    <w:proofErr w:type="spellStart"/>
+    <w:r>
+      <w:rPr>
+        <w:rFonts w:ascii="Calibri" w:hAnsi="Calibri"/>
+        <w:szCs w:val="21"/>
+        <w:lang w:bidi="ar"/>
+      </w:rPr>
+      <w:t>D</w:t>
     </w:r>
     <w:r>
       <w:rPr>
@@ -1664,6 +1615,7 @@
       </w:rPr>
       <w:t>imei</w:t>
     </w:r>
+    <w:proofErr w:type="spellEnd"/>
     <w:r>
       <w:rPr>
         <w:rFonts w:ascii="Calibri" w:hAnsi="Calibri"/>
